--- a/downloads/teacher/05 Materials/Unit 02/Handouts/Handout 02.21 - Career Cluster Walk Posters and Match Sheet.docx
+++ b/downloads/teacher/05 Materials/Unit 02/Handouts/Handout 02.21 - Career Cluster Walk Posters and Match Sheet.docx
@@ -68,23 +68,49 @@
       <w:r>
         <w:t xml:space="preserve">Three jobs:</w:t>
       </w:r>
-      <w:r>
-        <w:t xml:space="preserve"> </w:t>
-      </w:r>
-      <w:r>
-        <w:t xml:space="preserve">- Veterinarian (cares for animals; a doctor’s degree)</w:t>
-      </w:r>
-      <w:r>
-        <w:t xml:space="preserve"> </w:t>
-      </w:r>
-      <w:r>
-        <w:t xml:space="preserve">- Food scientist (tests and improves the food in packages; a four-year degree)</w:t>
-      </w:r>
-      <w:r>
-        <w:t xml:space="preserve"> </w:t>
-      </w:r>
-      <w:r>
-        <w:t xml:space="preserve">- Farm or greenhouse manager (runs the growing; on-the-job training or a two-year degree)</w:t>
+    </w:p>
+    <w:p>
+      <w:pPr>
+        <w:numPr>
+          <w:ilvl w:val="0"/>
+          <w:numId w:val="1001"/>
+        </w:numPr>
+        <w:pStyle w:val="Compact"/>
+      </w:pPr>
+      <w:r>
+        <w:t xml:space="preserve">Veterinarian (cares for animals; a doctor’s degree)</w:t>
+      </w:r>
+    </w:p>
+    <w:p>
+      <w:pPr>
+        <w:numPr>
+          <w:ilvl w:val="0"/>
+          <w:numId w:val="1001"/>
+        </w:numPr>
+        <w:pStyle w:val="Compact"/>
+      </w:pPr>
+      <w:r>
+        <w:t xml:space="preserve">Food scientist (tests and improves the food in packages; a four-year degree)</w:t>
+      </w:r>
+    </w:p>
+    <w:p>
+      <w:pPr>
+        <w:numPr>
+          <w:ilvl w:val="0"/>
+          <w:numId w:val="1001"/>
+        </w:numPr>
+        <w:pStyle w:val="Compact"/>
+      </w:pPr>
+      <w:r>
+        <w:t xml:space="preserve">Farm or greenhouse manager (runs the growing; on-the-job training or a two-year degree)</w:t>
+      </w:r>
+    </w:p>
+    <w:p>
+      <w:pPr>
+        <w:pStyle w:val="FirstParagraph"/>
+      </w:pPr>
+      <w:r>
+        <w:t xml:space="preserve">Interest letters that often fit: R, I</w:t>
       </w:r>
     </w:p>
     <w:p>
@@ -92,7 +118,25 @@
         <w:pStyle w:val="BodyText"/>
       </w:pPr>
       <w:r>
-        <w:t xml:space="preserve">Interest letters that often fit: R, I</w:t>
+        <w:t xml:space="preserve">Image: a row of green plants in a field with a barn behind them.</w:t>
+      </w:r>
+    </w:p>
+    <w:p>
+      <w:pPr>
+        <w:pStyle w:val="Heading2"/>
+      </w:pPr>
+      <w:bookmarkStart w:id="23" w:name="poster-2-architecture-and-construction"/>
+      <w:r>
+        <w:t xml:space="preserve">Poster 2: Architecture and Construction</w:t>
+      </w:r>
+      <w:bookmarkEnd w:id="23"/>
+    </w:p>
+    <w:p>
+      <w:pPr>
+        <w:pStyle w:val="FirstParagraph"/>
+      </w:pPr>
+      <w:r>
+        <w:t xml:space="preserve">What this cluster is: designing, building, fixing, and maintaining buildings, roads, and bridges.</w:t>
       </w:r>
     </w:p>
     <w:p>
@@ -100,25 +144,77 @@
         <w:pStyle w:val="BodyText"/>
       </w:pPr>
       <w:r>
-        <w:t xml:space="preserve">Image: a row of green plants in a field with a barn behind them.</w:t>
+        <w:t xml:space="preserve">Three jobs:</w:t>
+      </w:r>
+    </w:p>
+    <w:p>
+      <w:pPr>
+        <w:numPr>
+          <w:ilvl w:val="0"/>
+          <w:numId w:val="1002"/>
+        </w:numPr>
+        <w:pStyle w:val="Compact"/>
+      </w:pPr>
+      <w:r>
+        <w:t xml:space="preserve">Electrician (wires buildings; apprenticeship)</w:t>
+      </w:r>
+    </w:p>
+    <w:p>
+      <w:pPr>
+        <w:numPr>
+          <w:ilvl w:val="0"/>
+          <w:numId w:val="1002"/>
+        </w:numPr>
+        <w:pStyle w:val="Compact"/>
+      </w:pPr>
+      <w:r>
+        <w:t xml:space="preserve">Architect (designs buildings; a four-year degree plus more)</w:t>
+      </w:r>
+    </w:p>
+    <w:p>
+      <w:pPr>
+        <w:numPr>
+          <w:ilvl w:val="0"/>
+          <w:numId w:val="1002"/>
+        </w:numPr>
+        <w:pStyle w:val="Compact"/>
+      </w:pPr>
+      <w:r>
+        <w:t xml:space="preserve">Carpenter (builds with wood; apprenticeship or on-the-job training)</w:t>
+      </w:r>
+    </w:p>
+    <w:p>
+      <w:pPr>
+        <w:pStyle w:val="FirstParagraph"/>
+      </w:pPr>
+      <w:r>
+        <w:t xml:space="preserve">Interest letters that often fit: R, C, I</w:t>
+      </w:r>
+    </w:p>
+    <w:p>
+      <w:pPr>
+        <w:pStyle w:val="BodyText"/>
+      </w:pPr>
+      <w:r>
+        <w:t xml:space="preserve">Image: a house frame under construction with a hard hat on a beam.</w:t>
       </w:r>
     </w:p>
     <w:p>
       <w:pPr>
         <w:pStyle w:val="Heading2"/>
       </w:pPr>
-      <w:bookmarkStart w:id="23" w:name="poster-2-architecture-and-construction"/>
-      <w:r>
-        <w:t xml:space="preserve">Poster 2: Architecture and Construction</w:t>
-      </w:r>
-      <w:bookmarkEnd w:id="23"/>
+      <w:bookmarkStart w:id="24" w:name="X99aa2e2c1ff3c15debff93b9df858cad1c68008"/>
+      <w:r>
+        <w:t xml:space="preserve">Poster 3: Arts, A/V Technology and Communications (FACS-RELATED)</w:t>
+      </w:r>
+      <w:bookmarkEnd w:id="24"/>
     </w:p>
     <w:p>
       <w:pPr>
         <w:pStyle w:val="FirstParagraph"/>
       </w:pPr>
       <w:r>
-        <w:t xml:space="preserve">What this cluster is: designing, building, fixing, and maintaining buildings, roads, and bridges.</w:t>
+        <w:t xml:space="preserve">What this cluster is: creating, designing, performing, writing, filming, and publishing.</w:t>
       </w:r>
     </w:p>
     <w:p>
@@ -128,23 +224,49 @@
       <w:r>
         <w:t xml:space="preserve">Three jobs:</w:t>
       </w:r>
-      <w:r>
-        <w:t xml:space="preserve"> </w:t>
-      </w:r>
-      <w:r>
-        <w:t xml:space="preserve">- Electrician (wires buildings; apprenticeship)</w:t>
-      </w:r>
-      <w:r>
-        <w:t xml:space="preserve"> </w:t>
-      </w:r>
-      <w:r>
-        <w:t xml:space="preserve">- Architect (designs buildings; a four-year degree plus more)</w:t>
-      </w:r>
-      <w:r>
-        <w:t xml:space="preserve"> </w:t>
-      </w:r>
-      <w:r>
-        <w:t xml:space="preserve">- Carpenter (builds with wood; apprenticeship or on-the-job training)</w:t>
+    </w:p>
+    <w:p>
+      <w:pPr>
+        <w:numPr>
+          <w:ilvl w:val="0"/>
+          <w:numId w:val="1003"/>
+        </w:numPr>
+        <w:pStyle w:val="Compact"/>
+      </w:pPr>
+      <w:r>
+        <w:t xml:space="preserve">Graphic designer (designs logos, menus, packages; a two-year or four-year degree)</w:t>
+      </w:r>
+    </w:p>
+    <w:p>
+      <w:pPr>
+        <w:numPr>
+          <w:ilvl w:val="0"/>
+          <w:numId w:val="1003"/>
+        </w:numPr>
+        <w:pStyle w:val="Compact"/>
+      </w:pPr>
+      <w:r>
+        <w:t xml:space="preserve">Video editor (cuts and builds videos; a certificate or on-the-job training)</w:t>
+      </w:r>
+    </w:p>
+    <w:p>
+      <w:pPr>
+        <w:numPr>
+          <w:ilvl w:val="0"/>
+          <w:numId w:val="1003"/>
+        </w:numPr>
+        <w:pStyle w:val="Compact"/>
+      </w:pPr>
+      <w:r>
+        <w:t xml:space="preserve">Fashion designer (designs clothing; a two-year or four-year degree)</w:t>
+      </w:r>
+    </w:p>
+    <w:p>
+      <w:pPr>
+        <w:pStyle w:val="FirstParagraph"/>
+      </w:pPr>
+      <w:r>
+        <w:t xml:space="preserve">Interest letters that often fit: A, E</w:t>
       </w:r>
     </w:p>
     <w:p>
@@ -152,7 +274,25 @@
         <w:pStyle w:val="BodyText"/>
       </w:pPr>
       <w:r>
-        <w:t xml:space="preserve">Interest letters that often fit: R, C, I</w:t>
+        <w:t xml:space="preserve">Image: a camera, a paintbrush, and a microphone in a row.</w:t>
+      </w:r>
+    </w:p>
+    <w:p>
+      <w:pPr>
+        <w:pStyle w:val="Heading2"/>
+      </w:pPr>
+      <w:bookmarkStart w:id="25" w:name="Xbc397a559676624811d92331df37ac4e637895b"/>
+      <w:r>
+        <w:t xml:space="preserve">Poster 4: Business Management and Administration (FACS-RELATED)</w:t>
+      </w:r>
+      <w:bookmarkEnd w:id="25"/>
+    </w:p>
+    <w:p>
+      <w:pPr>
+        <w:pStyle w:val="FirstParagraph"/>
+      </w:pPr>
+      <w:r>
+        <w:t xml:space="preserve">What this cluster is: planning, organizing, and running a business or an office so it works.</w:t>
       </w:r>
     </w:p>
     <w:p>
@@ -160,25 +300,77 @@
         <w:pStyle w:val="BodyText"/>
       </w:pPr>
       <w:r>
-        <w:t xml:space="preserve">Image: a house frame under construction with a hard hat on a beam.</w:t>
+        <w:t xml:space="preserve">Three jobs:</w:t>
+      </w:r>
+    </w:p>
+    <w:p>
+      <w:pPr>
+        <w:numPr>
+          <w:ilvl w:val="0"/>
+          <w:numId w:val="1004"/>
+        </w:numPr>
+        <w:pStyle w:val="Compact"/>
+      </w:pPr>
+      <w:r>
+        <w:t xml:space="preserve">Restaurant or store manager (runs the place and the staff; on-the-job training or a two-year degree)</w:t>
+      </w:r>
+    </w:p>
+    <w:p>
+      <w:pPr>
+        <w:numPr>
+          <w:ilvl w:val="0"/>
+          <w:numId w:val="1004"/>
+        </w:numPr>
+        <w:pStyle w:val="Compact"/>
+      </w:pPr>
+      <w:r>
+        <w:t xml:space="preserve">Human resources specialist (hires and supports workers; a four-year degree)</w:t>
+      </w:r>
+    </w:p>
+    <w:p>
+      <w:pPr>
+        <w:numPr>
+          <w:ilvl w:val="0"/>
+          <w:numId w:val="1004"/>
+        </w:numPr>
+        <w:pStyle w:val="Compact"/>
+      </w:pPr>
+      <w:r>
+        <w:t xml:space="preserve">Office administrator (keeps the schedule, the files, and the supplies; a certificate or on-the-job training)</w:t>
+      </w:r>
+    </w:p>
+    <w:p>
+      <w:pPr>
+        <w:pStyle w:val="FirstParagraph"/>
+      </w:pPr>
+      <w:r>
+        <w:t xml:space="preserve">Interest letters that often fit: E, C</w:t>
+      </w:r>
+    </w:p>
+    <w:p>
+      <w:pPr>
+        <w:pStyle w:val="BodyText"/>
+      </w:pPr>
+      <w:r>
+        <w:t xml:space="preserve">Image: a desk with a laptop, a calendar, and a coffee cup.</w:t>
       </w:r>
     </w:p>
     <w:p>
       <w:pPr>
         <w:pStyle w:val="Heading2"/>
       </w:pPr>
-      <w:bookmarkStart w:id="24" w:name="X99aa2e2c1ff3c15debff93b9df858cad1c68008"/>
-      <w:r>
-        <w:t xml:space="preserve">Poster 3: Arts, A/V Technology and Communications (FACS-RELATED)</w:t>
-      </w:r>
-      <w:bookmarkEnd w:id="24"/>
+      <w:bookmarkStart w:id="26" w:name="Xb7fa319667817c1b600a4220d1ae248661d2d70"/>
+      <w:r>
+        <w:t xml:space="preserve">Poster 5: Education and Training (FACS-RELATED)</w:t>
+      </w:r>
+      <w:bookmarkEnd w:id="26"/>
     </w:p>
     <w:p>
       <w:pPr>
         <w:pStyle w:val="FirstParagraph"/>
       </w:pPr>
       <w:r>
-        <w:t xml:space="preserve">What this cluster is: creating, designing, performing, writing, filming, and publishing.</w:t>
+        <w:t xml:space="preserve">What this cluster is: teaching, coaching, and helping people of every age learn.</w:t>
       </w:r>
     </w:p>
     <w:p>
@@ -188,23 +380,49 @@
       <w:r>
         <w:t xml:space="preserve">Three jobs:</w:t>
       </w:r>
-      <w:r>
-        <w:t xml:space="preserve"> </w:t>
-      </w:r>
-      <w:r>
-        <w:t xml:space="preserve">- Graphic designer (designs logos, menus, packages; a two-year or four-year degree)</w:t>
-      </w:r>
-      <w:r>
-        <w:t xml:space="preserve"> </w:t>
-      </w:r>
-      <w:r>
-        <w:t xml:space="preserve">- Video editor (cuts and builds videos; a certificate or on-the-job training)</w:t>
-      </w:r>
-      <w:r>
-        <w:t xml:space="preserve"> </w:t>
-      </w:r>
-      <w:r>
-        <w:t xml:space="preserve">- Fashion designer (designs clothing; a two-year or four-year degree)</w:t>
+    </w:p>
+    <w:p>
+      <w:pPr>
+        <w:numPr>
+          <w:ilvl w:val="0"/>
+          <w:numId w:val="1005"/>
+        </w:numPr>
+        <w:pStyle w:val="Compact"/>
+      </w:pPr>
+      <w:r>
+        <w:t xml:space="preserve">Teacher (a four-year degree plus a state certificate)</w:t>
+      </w:r>
+    </w:p>
+    <w:p>
+      <w:pPr>
+        <w:numPr>
+          <w:ilvl w:val="0"/>
+          <w:numId w:val="1005"/>
+        </w:numPr>
+        <w:pStyle w:val="Compact"/>
+      </w:pPr>
+      <w:r>
+        <w:t xml:space="preserve">Preschool teacher (a two-year degree or a certificate)</w:t>
+      </w:r>
+    </w:p>
+    <w:p>
+      <w:pPr>
+        <w:numPr>
+          <w:ilvl w:val="0"/>
+          <w:numId w:val="1005"/>
+        </w:numPr>
+        <w:pStyle w:val="Compact"/>
+      </w:pPr>
+      <w:r>
+        <w:t xml:space="preserve">Athletic coach or fitness instructor (a certificate; some jobs need a degree)</w:t>
+      </w:r>
+    </w:p>
+    <w:p>
+      <w:pPr>
+        <w:pStyle w:val="FirstParagraph"/>
+      </w:pPr>
+      <w:r>
+        <w:t xml:space="preserve">Interest letters that often fit: S, A</w:t>
       </w:r>
     </w:p>
     <w:p>
@@ -212,7 +430,25 @@
         <w:pStyle w:val="BodyText"/>
       </w:pPr>
       <w:r>
-        <w:t xml:space="preserve">Interest letters that often fit: A, E</w:t>
+        <w:t xml:space="preserve">Image: a whiteboard with a lesson on it and a hand raised.</w:t>
+      </w:r>
+    </w:p>
+    <w:p>
+      <w:pPr>
+        <w:pStyle w:val="Heading2"/>
+      </w:pPr>
+      <w:bookmarkStart w:id="27" w:name="poster-6-finance"/>
+      <w:r>
+        <w:t xml:space="preserve">Poster 6: Finance</w:t>
+      </w:r>
+      <w:bookmarkEnd w:id="27"/>
+    </w:p>
+    <w:p>
+      <w:pPr>
+        <w:pStyle w:val="FirstParagraph"/>
+      </w:pPr>
+      <w:r>
+        <w:t xml:space="preserve">What this cluster is: managing money for people and businesses: banking, insurance, investing, and taxes.</w:t>
       </w:r>
     </w:p>
     <w:p>
@@ -220,25 +456,77 @@
         <w:pStyle w:val="BodyText"/>
       </w:pPr>
       <w:r>
-        <w:t xml:space="preserve">Image: a camera, a paintbrush, and a microphone in a row.</w:t>
+        <w:t xml:space="preserve">Three jobs:</w:t>
+      </w:r>
+    </w:p>
+    <w:p>
+      <w:pPr>
+        <w:numPr>
+          <w:ilvl w:val="0"/>
+          <w:numId w:val="1006"/>
+        </w:numPr>
+        <w:pStyle w:val="Compact"/>
+      </w:pPr>
+      <w:r>
+        <w:t xml:space="preserve">Bank teller (handles deposits and questions; on-the-job training)</w:t>
+      </w:r>
+    </w:p>
+    <w:p>
+      <w:pPr>
+        <w:numPr>
+          <w:ilvl w:val="0"/>
+          <w:numId w:val="1006"/>
+        </w:numPr>
+        <w:pStyle w:val="Compact"/>
+      </w:pPr>
+      <w:r>
+        <w:t xml:space="preserve">Accountant (keeps and checks the books; a four-year degree)</w:t>
+      </w:r>
+    </w:p>
+    <w:p>
+      <w:pPr>
+        <w:numPr>
+          <w:ilvl w:val="0"/>
+          <w:numId w:val="1006"/>
+        </w:numPr>
+        <w:pStyle w:val="Compact"/>
+      </w:pPr>
+      <w:r>
+        <w:t xml:space="preserve">Financial advisor (helps people plan and invest; a four-year degree plus licenses)</w:t>
+      </w:r>
+    </w:p>
+    <w:p>
+      <w:pPr>
+        <w:pStyle w:val="FirstParagraph"/>
+      </w:pPr>
+      <w:r>
+        <w:t xml:space="preserve">Interest letters that often fit: C, E</w:t>
+      </w:r>
+    </w:p>
+    <w:p>
+      <w:pPr>
+        <w:pStyle w:val="BodyText"/>
+      </w:pPr>
+      <w:r>
+        <w:t xml:space="preserve">Image: a calculator on top of a bank statement.</w:t>
       </w:r>
     </w:p>
     <w:p>
       <w:pPr>
         <w:pStyle w:val="Heading2"/>
       </w:pPr>
-      <w:bookmarkStart w:id="25" w:name="Xbc397a559676624811d92331df37ac4e637895b"/>
-      <w:r>
-        <w:t xml:space="preserve">Poster 4: Business Management and Administration (FACS-RELATED)</w:t>
-      </w:r>
-      <w:bookmarkEnd w:id="25"/>
+      <w:bookmarkStart w:id="28" w:name="X31d5b324e26cf436ed14eae16e9bee43030e410"/>
+      <w:r>
+        <w:t xml:space="preserve">Poster 7: Government and Public Administration</w:t>
+      </w:r>
+      <w:bookmarkEnd w:id="28"/>
     </w:p>
     <w:p>
       <w:pPr>
         <w:pStyle w:val="FirstParagraph"/>
       </w:pPr>
       <w:r>
-        <w:t xml:space="preserve">What this cluster is: planning, organizing, and running a business or an office so it works.</w:t>
+        <w:t xml:space="preserve">What this cluster is: running towns, states, and the country: planning, records, elections, and services.</w:t>
       </w:r>
     </w:p>
     <w:p>
@@ -248,23 +536,49 @@
       <w:r>
         <w:t xml:space="preserve">Three jobs:</w:t>
       </w:r>
-      <w:r>
-        <w:t xml:space="preserve"> </w:t>
-      </w:r>
-      <w:r>
-        <w:t xml:space="preserve">- Restaurant or store manager (runs the place and the staff; on-the-job training or a two-year degree)</w:t>
-      </w:r>
-      <w:r>
-        <w:t xml:space="preserve"> </w:t>
-      </w:r>
-      <w:r>
-        <w:t xml:space="preserve">- Human resources specialist (hires and supports workers; a four-year degree)</w:t>
-      </w:r>
-      <w:r>
-        <w:t xml:space="preserve"> </w:t>
-      </w:r>
-      <w:r>
-        <w:t xml:space="preserve">- Office administrator (keeps the schedule, the files, and the supplies; a certificate or on-the-job training)</w:t>
+    </w:p>
+    <w:p>
+      <w:pPr>
+        <w:numPr>
+          <w:ilvl w:val="0"/>
+          <w:numId w:val="1007"/>
+        </w:numPr>
+        <w:pStyle w:val="Compact"/>
+      </w:pPr>
+      <w:r>
+        <w:t xml:space="preserve">City planner (decides where parks, roads, and buildings go; a four-year degree plus more)</w:t>
+      </w:r>
+    </w:p>
+    <w:p>
+      <w:pPr>
+        <w:numPr>
+          <w:ilvl w:val="0"/>
+          <w:numId w:val="1007"/>
+        </w:numPr>
+        <w:pStyle w:val="Compact"/>
+      </w:pPr>
+      <w:r>
+        <w:t xml:space="preserve">Postal worker (sorts and delivers mail; on-the-job training)</w:t>
+      </w:r>
+    </w:p>
+    <w:p>
+      <w:pPr>
+        <w:numPr>
+          <w:ilvl w:val="0"/>
+          <w:numId w:val="1007"/>
+        </w:numPr>
+        <w:pStyle w:val="Compact"/>
+      </w:pPr>
+      <w:r>
+        <w:t xml:space="preserve">Town clerk (keeps records, licenses, and meeting notes; on-the-job training or a two-year degree)</w:t>
+      </w:r>
+    </w:p>
+    <w:p>
+      <w:pPr>
+        <w:pStyle w:val="FirstParagraph"/>
+      </w:pPr>
+      <w:r>
+        <w:t xml:space="preserve">Interest letters that often fit: E, S, C</w:t>
       </w:r>
     </w:p>
     <w:p>
@@ -272,7 +586,25 @@
         <w:pStyle w:val="BodyText"/>
       </w:pPr>
       <w:r>
-        <w:t xml:space="preserve">Interest letters that often fit: E, C</w:t>
+        <w:t xml:space="preserve">Image: a town hall with a flag in front.</w:t>
+      </w:r>
+    </w:p>
+    <w:p>
+      <w:pPr>
+        <w:pStyle w:val="Heading2"/>
+      </w:pPr>
+      <w:bookmarkStart w:id="29" w:name="poster-8-health-science-facs-related"/>
+      <w:r>
+        <w:t xml:space="preserve">Poster 8: Health Science (FACS-RELATED)</w:t>
+      </w:r>
+      <w:bookmarkEnd w:id="29"/>
+    </w:p>
+    <w:p>
+      <w:pPr>
+        <w:pStyle w:val="FirstParagraph"/>
+      </w:pPr>
+      <w:r>
+        <w:t xml:space="preserve">What this cluster is: caring for people’s health: treating, testing, and preventing illness.</w:t>
       </w:r>
     </w:p>
     <w:p>
@@ -280,25 +612,77 @@
         <w:pStyle w:val="BodyText"/>
       </w:pPr>
       <w:r>
-        <w:t xml:space="preserve">Image: a desk with a laptop, a calendar, and a coffee cup.</w:t>
+        <w:t xml:space="preserve">Three jobs:</w:t>
+      </w:r>
+    </w:p>
+    <w:p>
+      <w:pPr>
+        <w:numPr>
+          <w:ilvl w:val="0"/>
+          <w:numId w:val="1008"/>
+        </w:numPr>
+        <w:pStyle w:val="Compact"/>
+      </w:pPr>
+      <w:r>
+        <w:t xml:space="preserve">Registered nurse (a two-year or four-year degree plus a license)</w:t>
+      </w:r>
+    </w:p>
+    <w:p>
+      <w:pPr>
+        <w:numPr>
+          <w:ilvl w:val="0"/>
+          <w:numId w:val="1008"/>
+        </w:numPr>
+        <w:pStyle w:val="Compact"/>
+      </w:pPr>
+      <w:r>
+        <w:t xml:space="preserve">Dental hygienist (cleans teeth and checks gums; a two-year degree plus a license)</w:t>
+      </w:r>
+    </w:p>
+    <w:p>
+      <w:pPr>
+        <w:numPr>
+          <w:ilvl w:val="0"/>
+          <w:numId w:val="1008"/>
+        </w:numPr>
+        <w:pStyle w:val="Compact"/>
+      </w:pPr>
+      <w:r>
+        <w:t xml:space="preserve">Registered dietitian (plans food for health; a four-year degree plus more and a license)</w:t>
+      </w:r>
+    </w:p>
+    <w:p>
+      <w:pPr>
+        <w:pStyle w:val="FirstParagraph"/>
+      </w:pPr>
+      <w:r>
+        <w:t xml:space="preserve">Interest letters that often fit: I, S</w:t>
+      </w:r>
+    </w:p>
+    <w:p>
+      <w:pPr>
+        <w:pStyle w:val="BodyText"/>
+      </w:pPr>
+      <w:r>
+        <w:t xml:space="preserve">Image: a stethoscope and a clipboard.</w:t>
       </w:r>
     </w:p>
     <w:p>
       <w:pPr>
         <w:pStyle w:val="Heading2"/>
       </w:pPr>
-      <w:bookmarkStart w:id="26" w:name="Xb7fa319667817c1b600a4220d1ae248661d2d70"/>
-      <w:r>
-        <w:t xml:space="preserve">Poster 5: Education and Training (FACS-RELATED)</w:t>
-      </w:r>
-      <w:bookmarkEnd w:id="26"/>
+      <w:bookmarkStart w:id="30" w:name="X4dddc9e847afd6ffbdaf30e75c06cad92e4f38c"/>
+      <w:r>
+        <w:t xml:space="preserve">Poster 9: Hospitality and Tourism (FACS-RELATED)</w:t>
+      </w:r>
+      <w:bookmarkEnd w:id="30"/>
     </w:p>
     <w:p>
       <w:pPr>
         <w:pStyle w:val="FirstParagraph"/>
       </w:pPr>
       <w:r>
-        <w:t xml:space="preserve">What this cluster is: teaching, coaching, and helping people of every age learn.</w:t>
+        <w:t xml:space="preserve">What this cluster is: restaurants, hotels, travel, events, and recreation: taking care of guests.</w:t>
       </w:r>
     </w:p>
     <w:p>
@@ -308,23 +692,49 @@
       <w:r>
         <w:t xml:space="preserve">Three jobs:</w:t>
       </w:r>
-      <w:r>
-        <w:t xml:space="preserve"> </w:t>
-      </w:r>
-      <w:r>
-        <w:t xml:space="preserve">- Teacher (a four-year degree plus a state certificate)</w:t>
-      </w:r>
-      <w:r>
-        <w:t xml:space="preserve"> </w:t>
-      </w:r>
-      <w:r>
-        <w:t xml:space="preserve">- Preschool teacher (a two-year degree or a certificate)</w:t>
-      </w:r>
-      <w:r>
-        <w:t xml:space="preserve"> </w:t>
-      </w:r>
-      <w:r>
-        <w:t xml:space="preserve">- Athletic coach or fitness instructor (a certificate; some jobs need a degree)</w:t>
+    </w:p>
+    <w:p>
+      <w:pPr>
+        <w:numPr>
+          <w:ilvl w:val="0"/>
+          <w:numId w:val="1009"/>
+        </w:numPr>
+        <w:pStyle w:val="Compact"/>
+      </w:pPr>
+      <w:r>
+        <w:t xml:space="preserve">Chef (runs a kitchen; a certificate, culinary school, or years of on-the-job training)</w:t>
+      </w:r>
+    </w:p>
+    <w:p>
+      <w:pPr>
+        <w:numPr>
+          <w:ilvl w:val="0"/>
+          <w:numId w:val="1009"/>
+        </w:numPr>
+        <w:pStyle w:val="Compact"/>
+      </w:pPr>
+      <w:r>
+        <w:t xml:space="preserve">Hotel front desk manager (runs check-in and the guest experience; on-the-job training or a two-year degree)</w:t>
+      </w:r>
+    </w:p>
+    <w:p>
+      <w:pPr>
+        <w:numPr>
+          <w:ilvl w:val="0"/>
+          <w:numId w:val="1009"/>
+        </w:numPr>
+        <w:pStyle w:val="Compact"/>
+      </w:pPr>
+      <w:r>
+        <w:t xml:space="preserve">Event planner (plans weddings, parties, and conferences; on-the-job training or a four-year degree)</w:t>
+      </w:r>
+    </w:p>
+    <w:p>
+      <w:pPr>
+        <w:pStyle w:val="FirstParagraph"/>
+      </w:pPr>
+      <w:r>
+        <w:t xml:space="preserve">Interest letters that often fit: E, S, R</w:t>
       </w:r>
     </w:p>
     <w:p>
@@ -332,7 +742,25 @@
         <w:pStyle w:val="BodyText"/>
       </w:pPr>
       <w:r>
-        <w:t xml:space="preserve">Interest letters that often fit: S, A</w:t>
+        <w:t xml:space="preserve">Image: a chef’s hat next to a hotel key card.</w:t>
+      </w:r>
+    </w:p>
+    <w:p>
+      <w:pPr>
+        <w:pStyle w:val="Heading2"/>
+      </w:pPr>
+      <w:bookmarkStart w:id="31" w:name="poster-10-human-services-facs-related"/>
+      <w:r>
+        <w:t xml:space="preserve">Poster 10: Human Services (FACS-RELATED)</w:t>
+      </w:r>
+      <w:bookmarkEnd w:id="31"/>
+    </w:p>
+    <w:p>
+      <w:pPr>
+        <w:pStyle w:val="FirstParagraph"/>
+      </w:pPr>
+      <w:r>
+        <w:t xml:space="preserve">What this cluster is: helping people and families with their needs: counseling, child care, elder care, community programs.</w:t>
       </w:r>
     </w:p>
     <w:p>
@@ -340,25 +768,77 @@
         <w:pStyle w:val="BodyText"/>
       </w:pPr>
       <w:r>
-        <w:t xml:space="preserve">Image: a whiteboard with a lesson on it and a hand raised.</w:t>
+        <w:t xml:space="preserve">Three jobs:</w:t>
+      </w:r>
+    </w:p>
+    <w:p>
+      <w:pPr>
+        <w:numPr>
+          <w:ilvl w:val="0"/>
+          <w:numId w:val="1010"/>
+        </w:numPr>
+        <w:pStyle w:val="Compact"/>
+      </w:pPr>
+      <w:r>
+        <w:t xml:space="preserve">Child care director (runs a day care or preschool center; a two-year or four-year degree)</w:t>
+      </w:r>
+    </w:p>
+    <w:p>
+      <w:pPr>
+        <w:numPr>
+          <w:ilvl w:val="0"/>
+          <w:numId w:val="1010"/>
+        </w:numPr>
+        <w:pStyle w:val="Compact"/>
+      </w:pPr>
+      <w:r>
+        <w:t xml:space="preserve">Social worker (helps families get what they need; a four-year degree plus more)</w:t>
+      </w:r>
+    </w:p>
+    <w:p>
+      <w:pPr>
+        <w:numPr>
+          <w:ilvl w:val="0"/>
+          <w:numId w:val="1010"/>
+        </w:numPr>
+        <w:pStyle w:val="Compact"/>
+      </w:pPr>
+      <w:r>
+        <w:t xml:space="preserve">Home health aide (cares for people at home; a certificate)</w:t>
+      </w:r>
+    </w:p>
+    <w:p>
+      <w:pPr>
+        <w:pStyle w:val="FirstParagraph"/>
+      </w:pPr>
+      <w:r>
+        <w:t xml:space="preserve">Interest letters that often fit: S, E</w:t>
+      </w:r>
+    </w:p>
+    <w:p>
+      <w:pPr>
+        <w:pStyle w:val="BodyText"/>
+      </w:pPr>
+      <w:r>
+        <w:t xml:space="preserve">Image: two hands, one large and one small, holding.</w:t>
       </w:r>
     </w:p>
     <w:p>
       <w:pPr>
         <w:pStyle w:val="Heading2"/>
       </w:pPr>
-      <w:bookmarkStart w:id="27" w:name="poster-6-finance"/>
-      <w:r>
-        <w:t xml:space="preserve">Poster 6: Finance</w:t>
-      </w:r>
-      <w:bookmarkEnd w:id="27"/>
+      <w:bookmarkStart w:id="32" w:name="poster-11-information-technology"/>
+      <w:r>
+        <w:t xml:space="preserve">Poster 11: Information Technology</w:t>
+      </w:r>
+      <w:bookmarkEnd w:id="32"/>
     </w:p>
     <w:p>
       <w:pPr>
         <w:pStyle w:val="FirstParagraph"/>
       </w:pPr>
       <w:r>
-        <w:t xml:space="preserve">What this cluster is: managing money for people and businesses: banking, insurance, investing, and taxes.</w:t>
+        <w:t xml:space="preserve">What this cluster is: computers, networks, apps, and keeping data safe.</w:t>
       </w:r>
     </w:p>
     <w:p>
@@ -368,23 +848,49 @@
       <w:r>
         <w:t xml:space="preserve">Three jobs:</w:t>
       </w:r>
-      <w:r>
-        <w:t xml:space="preserve"> </w:t>
-      </w:r>
-      <w:r>
-        <w:t xml:space="preserve">- Bank teller (handles deposits and questions; on-the-job training)</w:t>
-      </w:r>
-      <w:r>
-        <w:t xml:space="preserve"> </w:t>
-      </w:r>
-      <w:r>
-        <w:t xml:space="preserve">- Accountant (keeps and checks the books; a four-year degree)</w:t>
-      </w:r>
-      <w:r>
-        <w:t xml:space="preserve"> </w:t>
-      </w:r>
-      <w:r>
-        <w:t xml:space="preserve">- Financial advisor (helps people plan and invest; a four-year degree plus licenses)</w:t>
+    </w:p>
+    <w:p>
+      <w:pPr>
+        <w:numPr>
+          <w:ilvl w:val="0"/>
+          <w:numId w:val="1011"/>
+        </w:numPr>
+        <w:pStyle w:val="Compact"/>
+      </w:pPr>
+      <w:r>
+        <w:t xml:space="preserve">Software developer (builds apps and programs; a four-year degree, or a certificate plus a strong portfolio)</w:t>
+      </w:r>
+    </w:p>
+    <w:p>
+      <w:pPr>
+        <w:numPr>
+          <w:ilvl w:val="0"/>
+          <w:numId w:val="1011"/>
+        </w:numPr>
+        <w:pStyle w:val="Compact"/>
+      </w:pPr>
+      <w:r>
+        <w:t xml:space="preserve">IT support specialist (fixes computer problems for a company; a certificate or a two-year degree)</w:t>
+      </w:r>
+    </w:p>
+    <w:p>
+      <w:pPr>
+        <w:numPr>
+          <w:ilvl w:val="0"/>
+          <w:numId w:val="1011"/>
+        </w:numPr>
+        <w:pStyle w:val="Compact"/>
+      </w:pPr>
+      <w:r>
+        <w:t xml:space="preserve">Cybersecurity analyst (protects systems from attacks; a four-year degree or certifications)</w:t>
+      </w:r>
+    </w:p>
+    <w:p>
+      <w:pPr>
+        <w:pStyle w:val="FirstParagraph"/>
+      </w:pPr>
+      <w:r>
+        <w:t xml:space="preserve">Interest letters that often fit: I, C, R</w:t>
       </w:r>
     </w:p>
     <w:p>
@@ -392,7 +898,25 @@
         <w:pStyle w:val="BodyText"/>
       </w:pPr>
       <w:r>
-        <w:t xml:space="preserve">Interest letters that often fit: C, E</w:t>
+        <w:t xml:space="preserve">Image: a laptop with a lock on the screen.</w:t>
+      </w:r>
+    </w:p>
+    <w:p>
+      <w:pPr>
+        <w:pStyle w:val="Heading2"/>
+      </w:pPr>
+      <w:bookmarkStart w:id="33" w:name="Xbb2b6c9d36d83cc3a7961fb217976146af19157"/>
+      <w:r>
+        <w:t xml:space="preserve">Poster 12: Law, Public Safety, Corrections and Security</w:t>
+      </w:r>
+      <w:bookmarkEnd w:id="33"/>
+    </w:p>
+    <w:p>
+      <w:pPr>
+        <w:pStyle w:val="FirstParagraph"/>
+      </w:pPr>
+      <w:r>
+        <w:t xml:space="preserve">What this cluster is: keeping people safe and the law working: police, fire, courts, and security.</w:t>
       </w:r>
     </w:p>
     <w:p>
@@ -400,25 +924,77 @@
         <w:pStyle w:val="BodyText"/>
       </w:pPr>
       <w:r>
-        <w:t xml:space="preserve">Image: a calculator on top of a bank statement.</w:t>
+        <w:t xml:space="preserve">Three jobs:</w:t>
+      </w:r>
+    </w:p>
+    <w:p>
+      <w:pPr>
+        <w:numPr>
+          <w:ilvl w:val="0"/>
+          <w:numId w:val="1012"/>
+        </w:numPr>
+        <w:pStyle w:val="Compact"/>
+      </w:pPr>
+      <w:r>
+        <w:t xml:space="preserve">Firefighter (a certificate and an academy; some need a two-year degree)</w:t>
+      </w:r>
+    </w:p>
+    <w:p>
+      <w:pPr>
+        <w:numPr>
+          <w:ilvl w:val="0"/>
+          <w:numId w:val="1012"/>
+        </w:numPr>
+        <w:pStyle w:val="Compact"/>
+      </w:pPr>
+      <w:r>
+        <w:t xml:space="preserve">Paralegal (helps lawyers prepare cases; a two-year degree or a certificate)</w:t>
+      </w:r>
+    </w:p>
+    <w:p>
+      <w:pPr>
+        <w:numPr>
+          <w:ilvl w:val="0"/>
+          <w:numId w:val="1012"/>
+        </w:numPr>
+        <w:pStyle w:val="Compact"/>
+      </w:pPr>
+      <w:r>
+        <w:t xml:space="preserve">Police officer (a police academy; some departments need college credits)</w:t>
+      </w:r>
+    </w:p>
+    <w:p>
+      <w:pPr>
+        <w:pStyle w:val="FirstParagraph"/>
+      </w:pPr>
+      <w:r>
+        <w:t xml:space="preserve">Interest letters that often fit: R, S, E</w:t>
+      </w:r>
+    </w:p>
+    <w:p>
+      <w:pPr>
+        <w:pStyle w:val="BodyText"/>
+      </w:pPr>
+      <w:r>
+        <w:t xml:space="preserve">Image: a fire helmet and a set of scales.</w:t>
       </w:r>
     </w:p>
     <w:p>
       <w:pPr>
         <w:pStyle w:val="Heading2"/>
       </w:pPr>
-      <w:bookmarkStart w:id="28" w:name="X31d5b324e26cf436ed14eae16e9bee43030e410"/>
-      <w:r>
-        <w:t xml:space="preserve">Poster 7: Government and Public Administration</w:t>
-      </w:r>
-      <w:bookmarkEnd w:id="28"/>
+      <w:bookmarkStart w:id="34" w:name="poster-13-manufacturing"/>
+      <w:r>
+        <w:t xml:space="preserve">Poster 13: Manufacturing</w:t>
+      </w:r>
+      <w:bookmarkEnd w:id="34"/>
     </w:p>
     <w:p>
       <w:pPr>
         <w:pStyle w:val="FirstParagraph"/>
       </w:pPr>
       <w:r>
-        <w:t xml:space="preserve">What this cluster is: running towns, states, and the country: planning, records, elections, and services.</w:t>
+        <w:t xml:space="preserve">What this cluster is: making things in factories and shops, from cars to cereal, and checking that they are made right.</w:t>
       </w:r>
     </w:p>
     <w:p>
@@ -428,23 +1004,49 @@
       <w:r>
         <w:t xml:space="preserve">Three jobs:</w:t>
       </w:r>
-      <w:r>
-        <w:t xml:space="preserve"> </w:t>
-      </w:r>
-      <w:r>
-        <w:t xml:space="preserve">- City planner (decides where parks, roads, and buildings go; a four-year degree plus more)</w:t>
-      </w:r>
-      <w:r>
-        <w:t xml:space="preserve"> </w:t>
-      </w:r>
-      <w:r>
-        <w:t xml:space="preserve">- Postal worker (sorts and delivers mail; on-the-job training)</w:t>
-      </w:r>
-      <w:r>
-        <w:t xml:space="preserve"> </w:t>
-      </w:r>
-      <w:r>
-        <w:t xml:space="preserve">- Town clerk (keeps records, licenses, and meeting notes; on-the-job training or a two-year degree)</w:t>
+    </w:p>
+    <w:p>
+      <w:pPr>
+        <w:numPr>
+          <w:ilvl w:val="0"/>
+          <w:numId w:val="1013"/>
+        </w:numPr>
+        <w:pStyle w:val="Compact"/>
+      </w:pPr>
+      <w:r>
+        <w:t xml:space="preserve">Machinist (cuts and shapes metal parts; apprenticeship or a certificate)</w:t>
+      </w:r>
+    </w:p>
+    <w:p>
+      <w:pPr>
+        <w:numPr>
+          <w:ilvl w:val="0"/>
+          <w:numId w:val="1013"/>
+        </w:numPr>
+        <w:pStyle w:val="Compact"/>
+      </w:pPr>
+      <w:r>
+        <w:t xml:space="preserve">Quality control inspector (checks that products meet the standard; on-the-job training)</w:t>
+      </w:r>
+    </w:p>
+    <w:p>
+      <w:pPr>
+        <w:numPr>
+          <w:ilvl w:val="0"/>
+          <w:numId w:val="1013"/>
+        </w:numPr>
+        <w:pStyle w:val="Compact"/>
+      </w:pPr>
+      <w:r>
+        <w:t xml:space="preserve">Food production supervisor (runs a line in a food plant; on-the-job training or a two-year degree)</w:t>
+      </w:r>
+    </w:p>
+    <w:p>
+      <w:pPr>
+        <w:pStyle w:val="FirstParagraph"/>
+      </w:pPr>
+      <w:r>
+        <w:t xml:space="preserve">Interest letters that often fit: R, C</w:t>
       </w:r>
     </w:p>
     <w:p>
@@ -452,7 +1054,25 @@
         <w:pStyle w:val="BodyText"/>
       </w:pPr>
       <w:r>
-        <w:t xml:space="preserve">Interest letters that often fit: E, S, C</w:t>
+        <w:t xml:space="preserve">Image: a factory line with boxes moving on a belt.</w:t>
+      </w:r>
+    </w:p>
+    <w:p>
+      <w:pPr>
+        <w:pStyle w:val="Heading2"/>
+      </w:pPr>
+      <w:bookmarkStart w:id="35" w:name="poster-14-marketing-facs-related"/>
+      <w:r>
+        <w:t xml:space="preserve">Poster 14: Marketing (FACS-RELATED)</w:t>
+      </w:r>
+      <w:bookmarkEnd w:id="35"/>
+    </w:p>
+    <w:p>
+      <w:pPr>
+        <w:pStyle w:val="FirstParagraph"/>
+      </w:pPr>
+      <w:r>
+        <w:t xml:space="preserve">What this cluster is: getting people to know about and buy products and services: ads, brands, sales, and social media.</w:t>
       </w:r>
     </w:p>
     <w:p>
@@ -460,25 +1080,77 @@
         <w:pStyle w:val="BodyText"/>
       </w:pPr>
       <w:r>
-        <w:t xml:space="preserve">Image: a town hall with a flag in front.</w:t>
+        <w:t xml:space="preserve">Three jobs:</w:t>
+      </w:r>
+    </w:p>
+    <w:p>
+      <w:pPr>
+        <w:numPr>
+          <w:ilvl w:val="0"/>
+          <w:numId w:val="1014"/>
+        </w:numPr>
+        <w:pStyle w:val="Compact"/>
+      </w:pPr>
+      <w:r>
+        <w:t xml:space="preserve">Social media manager (runs a brand’s accounts; a four-year degree or a strong portfolio)</w:t>
+      </w:r>
+    </w:p>
+    <w:p>
+      <w:pPr>
+        <w:numPr>
+          <w:ilvl w:val="0"/>
+          <w:numId w:val="1014"/>
+        </w:numPr>
+        <w:pStyle w:val="Compact"/>
+      </w:pPr>
+      <w:r>
+        <w:t xml:space="preserve">Retail sales associate (helps customers and sells; on-the-job training)</w:t>
+      </w:r>
+    </w:p>
+    <w:p>
+      <w:pPr>
+        <w:numPr>
+          <w:ilvl w:val="0"/>
+          <w:numId w:val="1014"/>
+        </w:numPr>
+        <w:pStyle w:val="Compact"/>
+      </w:pPr>
+      <w:r>
+        <w:t xml:space="preserve">Market researcher (studies what customers want; a four-year degree)</w:t>
+      </w:r>
+    </w:p>
+    <w:p>
+      <w:pPr>
+        <w:pStyle w:val="FirstParagraph"/>
+      </w:pPr>
+      <w:r>
+        <w:t xml:space="preserve">Interest letters that often fit: E, A</w:t>
+      </w:r>
+    </w:p>
+    <w:p>
+      <w:pPr>
+        <w:pStyle w:val="BodyText"/>
+      </w:pPr>
+      <w:r>
+        <w:t xml:space="preserve">Image: a phone screen with a store’s post and a shopping bag.</w:t>
       </w:r>
     </w:p>
     <w:p>
       <w:pPr>
         <w:pStyle w:val="Heading2"/>
       </w:pPr>
-      <w:bookmarkStart w:id="29" w:name="poster-8-health-science-facs-related"/>
-      <w:r>
-        <w:t xml:space="preserve">Poster 8: Health Science (FACS-RELATED)</w:t>
-      </w:r>
-      <w:bookmarkEnd w:id="29"/>
+      <w:bookmarkStart w:id="36" w:name="X043c35f26f91cc524a6a62660f77a0eb1b25daa"/>
+      <w:r>
+        <w:t xml:space="preserve">Poster 15: Science, Technology, Engineering and Mathematics</w:t>
+      </w:r>
+      <w:bookmarkEnd w:id="36"/>
     </w:p>
     <w:p>
       <w:pPr>
         <w:pStyle w:val="FirstParagraph"/>
       </w:pPr>
       <w:r>
-        <w:t xml:space="preserve">What this cluster is: caring for people’s health: treating, testing, and preventing illness.</w:t>
+        <w:t xml:space="preserve">What this cluster is: researching, testing, designing, and calculating: the science and engineering behind everything else.</w:t>
       </w:r>
     </w:p>
     <w:p>
@@ -488,23 +1160,49 @@
       <w:r>
         <w:t xml:space="preserve">Three jobs:</w:t>
       </w:r>
-      <w:r>
-        <w:t xml:space="preserve"> </w:t>
-      </w:r>
-      <w:r>
-        <w:t xml:space="preserve">- Registered nurse (a two-year or four-year degree plus a license)</w:t>
-      </w:r>
-      <w:r>
-        <w:t xml:space="preserve"> </w:t>
-      </w:r>
-      <w:r>
-        <w:t xml:space="preserve">- Dental hygienist (cleans teeth and checks gums; a two-year degree plus a license)</w:t>
-      </w:r>
-      <w:r>
-        <w:t xml:space="preserve"> </w:t>
-      </w:r>
-      <w:r>
-        <w:t xml:space="preserve">- Registered dietitian (plans food for health; a four-year degree plus more and a license)</w:t>
+    </w:p>
+    <w:p>
+      <w:pPr>
+        <w:numPr>
+          <w:ilvl w:val="0"/>
+          <w:numId w:val="1015"/>
+        </w:numPr>
+        <w:pStyle w:val="Compact"/>
+      </w:pPr>
+      <w:r>
+        <w:t xml:space="preserve">Mechanical engineer (designs machines; a four-year degree)</w:t>
+      </w:r>
+    </w:p>
+    <w:p>
+      <w:pPr>
+        <w:numPr>
+          <w:ilvl w:val="0"/>
+          <w:numId w:val="1015"/>
+        </w:numPr>
+        <w:pStyle w:val="Compact"/>
+      </w:pPr>
+      <w:r>
+        <w:t xml:space="preserve">Lab technician (runs tests in a lab; a two-year degree or a certificate)</w:t>
+      </w:r>
+    </w:p>
+    <w:p>
+      <w:pPr>
+        <w:numPr>
+          <w:ilvl w:val="0"/>
+          <w:numId w:val="1015"/>
+        </w:numPr>
+        <w:pStyle w:val="Compact"/>
+      </w:pPr>
+      <w:r>
+        <w:t xml:space="preserve">Statistician (works with numbers and data; a four-year degree plus more)</w:t>
+      </w:r>
+    </w:p>
+    <w:p>
+      <w:pPr>
+        <w:pStyle w:val="FirstParagraph"/>
+      </w:pPr>
+      <w:r>
+        <w:t xml:space="preserve">Interest letters that often fit: I, R</w:t>
       </w:r>
     </w:p>
     <w:p>
@@ -512,7 +1210,25 @@
         <w:pStyle w:val="BodyText"/>
       </w:pPr>
       <w:r>
-        <w:t xml:space="preserve">Interest letters that often fit: I, S</w:t>
+        <w:t xml:space="preserve">Image: a beaker, a gear, and a graph.</w:t>
+      </w:r>
+    </w:p>
+    <w:p>
+      <w:pPr>
+        <w:pStyle w:val="Heading2"/>
+      </w:pPr>
+      <w:bookmarkStart w:id="37" w:name="X21762068a2df0c87ec422cc38ab0c8634a9a44a"/>
+      <w:r>
+        <w:t xml:space="preserve">Poster 16: Transportation, Distribution and Logistics</w:t>
+      </w:r>
+      <w:bookmarkEnd w:id="37"/>
+    </w:p>
+    <w:p>
+      <w:pPr>
+        <w:pStyle w:val="FirstParagraph"/>
+      </w:pPr>
+      <w:r>
+        <w:t xml:space="preserve">What this cluster is: moving people and things by road, rail, air, and sea, and running the warehouses in between.</w:t>
       </w:r>
     </w:p>
     <w:p>
@@ -520,476 +1236,48 @@
         <w:pStyle w:val="BodyText"/>
       </w:pPr>
       <w:r>
-        <w:t xml:space="preserve">Image: a stethoscope and a clipboard.</w:t>
-      </w:r>
-    </w:p>
-    <w:p>
-      <w:pPr>
-        <w:pStyle w:val="Heading2"/>
-      </w:pPr>
-      <w:bookmarkStart w:id="30" w:name="X4dddc9e847afd6ffbdaf30e75c06cad92e4f38c"/>
-      <w:r>
-        <w:t xml:space="preserve">Poster 9: Hospitality and Tourism (FACS-RELATED)</w:t>
-      </w:r>
-      <w:bookmarkEnd w:id="30"/>
+        <w:t xml:space="preserve">Three jobs:</w:t>
+      </w:r>
+    </w:p>
+    <w:p>
+      <w:pPr>
+        <w:numPr>
+          <w:ilvl w:val="0"/>
+          <w:numId w:val="1016"/>
+        </w:numPr>
+        <w:pStyle w:val="Compact"/>
+      </w:pPr>
+      <w:r>
+        <w:t xml:space="preserve">Truck driver (a commercial driver’s license; a few weeks of training)</w:t>
+      </w:r>
+    </w:p>
+    <w:p>
+      <w:pPr>
+        <w:numPr>
+          <w:ilvl w:val="0"/>
+          <w:numId w:val="1016"/>
+        </w:numPr>
+        <w:pStyle w:val="Compact"/>
+      </w:pPr>
+      <w:r>
+        <w:t xml:space="preserve">Airline pilot (flight school and licenses; many need a four-year degree)</w:t>
+      </w:r>
+    </w:p>
+    <w:p>
+      <w:pPr>
+        <w:numPr>
+          <w:ilvl w:val="0"/>
+          <w:numId w:val="1016"/>
+        </w:numPr>
+        <w:pStyle w:val="Compact"/>
+      </w:pPr>
+      <w:r>
+        <w:t xml:space="preserve">Warehouse or logistics manager (runs shipping and storage; on-the-job training or a two-year degree)</w:t>
+      </w:r>
     </w:p>
     <w:p>
       <w:pPr>
         <w:pStyle w:val="FirstParagraph"/>
-      </w:pPr>
-      <w:r>
-        <w:t xml:space="preserve">What this cluster is: restaurants, hotels, travel, events, and recreation: taking care of guests.</w:t>
-      </w:r>
-    </w:p>
-    <w:p>
-      <w:pPr>
-        <w:pStyle w:val="BodyText"/>
-      </w:pPr>
-      <w:r>
-        <w:t xml:space="preserve">Three jobs:</w:t>
-      </w:r>
-      <w:r>
-        <w:t xml:space="preserve"> </w:t>
-      </w:r>
-      <w:r>
-        <w:t xml:space="preserve">- Chef (runs a kitchen; a certificate, culinary school, or years of on-the-job training)</w:t>
-      </w:r>
-      <w:r>
-        <w:t xml:space="preserve"> </w:t>
-      </w:r>
-      <w:r>
-        <w:t xml:space="preserve">- Hotel front desk manager (runs check-in and the guest experience; on-the-job training or a two-year degree)</w:t>
-      </w:r>
-      <w:r>
-        <w:t xml:space="preserve"> </w:t>
-      </w:r>
-      <w:r>
-        <w:t xml:space="preserve">- Event planner (plans weddings, parties, and conferences; on-the-job training or a four-year degree)</w:t>
-      </w:r>
-    </w:p>
-    <w:p>
-      <w:pPr>
-        <w:pStyle w:val="BodyText"/>
-      </w:pPr>
-      <w:r>
-        <w:t xml:space="preserve">Interest letters that often fit: E, S, R</w:t>
-      </w:r>
-    </w:p>
-    <w:p>
-      <w:pPr>
-        <w:pStyle w:val="BodyText"/>
-      </w:pPr>
-      <w:r>
-        <w:t xml:space="preserve">Image: a chef’s hat next to a hotel key card.</w:t>
-      </w:r>
-    </w:p>
-    <w:p>
-      <w:pPr>
-        <w:pStyle w:val="Heading2"/>
-      </w:pPr>
-      <w:bookmarkStart w:id="31" w:name="poster-10-human-services-facs-related"/>
-      <w:r>
-        <w:t xml:space="preserve">Poster 10: Human Services (FACS-RELATED)</w:t>
-      </w:r>
-      <w:bookmarkEnd w:id="31"/>
-    </w:p>
-    <w:p>
-      <w:pPr>
-        <w:pStyle w:val="FirstParagraph"/>
-      </w:pPr>
-      <w:r>
-        <w:t xml:space="preserve">What this cluster is: helping people and families with their needs: counseling, child care, elder care, community programs.</w:t>
-      </w:r>
-    </w:p>
-    <w:p>
-      <w:pPr>
-        <w:pStyle w:val="BodyText"/>
-      </w:pPr>
-      <w:r>
-        <w:t xml:space="preserve">Three jobs:</w:t>
-      </w:r>
-      <w:r>
-        <w:t xml:space="preserve"> </w:t>
-      </w:r>
-      <w:r>
-        <w:t xml:space="preserve">- Child care director (runs a day care or preschool center; a two-year or four-year degree)</w:t>
-      </w:r>
-      <w:r>
-        <w:t xml:space="preserve"> </w:t>
-      </w:r>
-      <w:r>
-        <w:t xml:space="preserve">- Social worker (helps families get what they need; a four-year degree plus more)</w:t>
-      </w:r>
-      <w:r>
-        <w:t xml:space="preserve"> </w:t>
-      </w:r>
-      <w:r>
-        <w:t xml:space="preserve">- Home health aide (cares for people at home; a certificate)</w:t>
-      </w:r>
-    </w:p>
-    <w:p>
-      <w:pPr>
-        <w:pStyle w:val="BodyText"/>
-      </w:pPr>
-      <w:r>
-        <w:t xml:space="preserve">Interest letters that often fit: S, E</w:t>
-      </w:r>
-    </w:p>
-    <w:p>
-      <w:pPr>
-        <w:pStyle w:val="BodyText"/>
-      </w:pPr>
-      <w:r>
-        <w:t xml:space="preserve">Image: two hands, one large and one small, holding.</w:t>
-      </w:r>
-    </w:p>
-    <w:p>
-      <w:pPr>
-        <w:pStyle w:val="Heading2"/>
-      </w:pPr>
-      <w:bookmarkStart w:id="32" w:name="poster-11-information-technology"/>
-      <w:r>
-        <w:t xml:space="preserve">Poster 11: Information Technology</w:t>
-      </w:r>
-      <w:bookmarkEnd w:id="32"/>
-    </w:p>
-    <w:p>
-      <w:pPr>
-        <w:pStyle w:val="FirstParagraph"/>
-      </w:pPr>
-      <w:r>
-        <w:t xml:space="preserve">What this cluster is: computers, networks, apps, and keeping data safe.</w:t>
-      </w:r>
-    </w:p>
-    <w:p>
-      <w:pPr>
-        <w:pStyle w:val="BodyText"/>
-      </w:pPr>
-      <w:r>
-        <w:t xml:space="preserve">Three jobs:</w:t>
-      </w:r>
-      <w:r>
-        <w:t xml:space="preserve"> </w:t>
-      </w:r>
-      <w:r>
-        <w:t xml:space="preserve">- Software developer (builds apps and programs; a four-year degree, or a certificate plus a strong portfolio)</w:t>
-      </w:r>
-      <w:r>
-        <w:t xml:space="preserve"> </w:t>
-      </w:r>
-      <w:r>
-        <w:t xml:space="preserve">- IT support specialist (fixes computer problems for a company; a certificate or a two-year degree)</w:t>
-      </w:r>
-      <w:r>
-        <w:t xml:space="preserve"> </w:t>
-      </w:r>
-      <w:r>
-        <w:t xml:space="preserve">- Cybersecurity analyst (protects systems from attacks; a four-year degree or certifications)</w:t>
-      </w:r>
-    </w:p>
-    <w:p>
-      <w:pPr>
-        <w:pStyle w:val="BodyText"/>
-      </w:pPr>
-      <w:r>
-        <w:t xml:space="preserve">Interest letters that often fit: I, C, R</w:t>
-      </w:r>
-    </w:p>
-    <w:p>
-      <w:pPr>
-        <w:pStyle w:val="BodyText"/>
-      </w:pPr>
-      <w:r>
-        <w:t xml:space="preserve">Image: a laptop with a lock on the screen.</w:t>
-      </w:r>
-    </w:p>
-    <w:p>
-      <w:pPr>
-        <w:pStyle w:val="Heading2"/>
-      </w:pPr>
-      <w:bookmarkStart w:id="33" w:name="Xbb2b6c9d36d83cc3a7961fb217976146af19157"/>
-      <w:r>
-        <w:t xml:space="preserve">Poster 12: Law, Public Safety, Corrections and Security</w:t>
-      </w:r>
-      <w:bookmarkEnd w:id="33"/>
-    </w:p>
-    <w:p>
-      <w:pPr>
-        <w:pStyle w:val="FirstParagraph"/>
-      </w:pPr>
-      <w:r>
-        <w:t xml:space="preserve">What this cluster is: keeping people safe and the law working: police, fire, courts, and security.</w:t>
-      </w:r>
-    </w:p>
-    <w:p>
-      <w:pPr>
-        <w:pStyle w:val="BodyText"/>
-      </w:pPr>
-      <w:r>
-        <w:t xml:space="preserve">Three jobs:</w:t>
-      </w:r>
-      <w:r>
-        <w:t xml:space="preserve"> </w:t>
-      </w:r>
-      <w:r>
-        <w:t xml:space="preserve">- Firefighter (a certificate and an academy; some need a two-year degree)</w:t>
-      </w:r>
-      <w:r>
-        <w:t xml:space="preserve"> </w:t>
-      </w:r>
-      <w:r>
-        <w:t xml:space="preserve">- Paralegal (helps lawyers prepare cases; a two-year degree or a certificate)</w:t>
-      </w:r>
-      <w:r>
-        <w:t xml:space="preserve"> </w:t>
-      </w:r>
-      <w:r>
-        <w:t xml:space="preserve">- Police officer (a police academy; some departments need college credits)</w:t>
-      </w:r>
-    </w:p>
-    <w:p>
-      <w:pPr>
-        <w:pStyle w:val="BodyText"/>
-      </w:pPr>
-      <w:r>
-        <w:t xml:space="preserve">Interest letters that often fit: R, S, E</w:t>
-      </w:r>
-    </w:p>
-    <w:p>
-      <w:pPr>
-        <w:pStyle w:val="BodyText"/>
-      </w:pPr>
-      <w:r>
-        <w:t xml:space="preserve">Image: a fire helmet and a set of scales.</w:t>
-      </w:r>
-    </w:p>
-    <w:p>
-      <w:pPr>
-        <w:pStyle w:val="Heading2"/>
-      </w:pPr>
-      <w:bookmarkStart w:id="34" w:name="poster-13-manufacturing"/>
-      <w:r>
-        <w:t xml:space="preserve">Poster 13: Manufacturing</w:t>
-      </w:r>
-      <w:bookmarkEnd w:id="34"/>
-    </w:p>
-    <w:p>
-      <w:pPr>
-        <w:pStyle w:val="FirstParagraph"/>
-      </w:pPr>
-      <w:r>
-        <w:t xml:space="preserve">What this cluster is: making things in factories and shops, from cars to cereal, and checking that they are made right.</w:t>
-      </w:r>
-    </w:p>
-    <w:p>
-      <w:pPr>
-        <w:pStyle w:val="BodyText"/>
-      </w:pPr>
-      <w:r>
-        <w:t xml:space="preserve">Three jobs:</w:t>
-      </w:r>
-      <w:r>
-        <w:t xml:space="preserve"> </w:t>
-      </w:r>
-      <w:r>
-        <w:t xml:space="preserve">- Machinist (cuts and shapes metal parts; apprenticeship or a certificate)</w:t>
-      </w:r>
-      <w:r>
-        <w:t xml:space="preserve"> </w:t>
-      </w:r>
-      <w:r>
-        <w:t xml:space="preserve">- Quality control inspector (checks that products meet the standard; on-the-job training)</w:t>
-      </w:r>
-      <w:r>
-        <w:t xml:space="preserve"> </w:t>
-      </w:r>
-      <w:r>
-        <w:t xml:space="preserve">- Food production supervisor (runs a line in a food plant; on-the-job training or a two-year degree)</w:t>
-      </w:r>
-    </w:p>
-    <w:p>
-      <w:pPr>
-        <w:pStyle w:val="BodyText"/>
-      </w:pPr>
-      <w:r>
-        <w:t xml:space="preserve">Interest letters that often fit: R, C</w:t>
-      </w:r>
-    </w:p>
-    <w:p>
-      <w:pPr>
-        <w:pStyle w:val="BodyText"/>
-      </w:pPr>
-      <w:r>
-        <w:t xml:space="preserve">Image: a factory line with boxes moving on a belt.</w:t>
-      </w:r>
-    </w:p>
-    <w:p>
-      <w:pPr>
-        <w:pStyle w:val="Heading2"/>
-      </w:pPr>
-      <w:bookmarkStart w:id="35" w:name="poster-14-marketing-facs-related"/>
-      <w:r>
-        <w:t xml:space="preserve">Poster 14: Marketing (FACS-RELATED)</w:t>
-      </w:r>
-      <w:bookmarkEnd w:id="35"/>
-    </w:p>
-    <w:p>
-      <w:pPr>
-        <w:pStyle w:val="FirstParagraph"/>
-      </w:pPr>
-      <w:r>
-        <w:t xml:space="preserve">What this cluster is: getting people to know about and buy products and services: ads, brands, sales, and social media.</w:t>
-      </w:r>
-    </w:p>
-    <w:p>
-      <w:pPr>
-        <w:pStyle w:val="BodyText"/>
-      </w:pPr>
-      <w:r>
-        <w:t xml:space="preserve">Three jobs:</w:t>
-      </w:r>
-      <w:r>
-        <w:t xml:space="preserve"> </w:t>
-      </w:r>
-      <w:r>
-        <w:t xml:space="preserve">- Social media manager (runs a brand’s accounts; a four-year degree or a strong portfolio)</w:t>
-      </w:r>
-      <w:r>
-        <w:t xml:space="preserve"> </w:t>
-      </w:r>
-      <w:r>
-        <w:t xml:space="preserve">- Retail sales associate (helps customers and sells; on-the-job training)</w:t>
-      </w:r>
-      <w:r>
-        <w:t xml:space="preserve"> </w:t>
-      </w:r>
-      <w:r>
-        <w:t xml:space="preserve">- Market researcher (studies what customers want; a four-year degree)</w:t>
-      </w:r>
-    </w:p>
-    <w:p>
-      <w:pPr>
-        <w:pStyle w:val="BodyText"/>
-      </w:pPr>
-      <w:r>
-        <w:t xml:space="preserve">Interest letters that often fit: E, A</w:t>
-      </w:r>
-    </w:p>
-    <w:p>
-      <w:pPr>
-        <w:pStyle w:val="BodyText"/>
-      </w:pPr>
-      <w:r>
-        <w:t xml:space="preserve">Image: a phone screen with a store’s post and a shopping bag.</w:t>
-      </w:r>
-    </w:p>
-    <w:p>
-      <w:pPr>
-        <w:pStyle w:val="Heading2"/>
-      </w:pPr>
-      <w:bookmarkStart w:id="36" w:name="X043c35f26f91cc524a6a62660f77a0eb1b25daa"/>
-      <w:r>
-        <w:t xml:space="preserve">Poster 15: Science, Technology, Engineering and Mathematics</w:t>
-      </w:r>
-      <w:bookmarkEnd w:id="36"/>
-    </w:p>
-    <w:p>
-      <w:pPr>
-        <w:pStyle w:val="FirstParagraph"/>
-      </w:pPr>
-      <w:r>
-        <w:t xml:space="preserve">What this cluster is: researching, testing, designing, and calculating: the science and engineering behind everything else.</w:t>
-      </w:r>
-    </w:p>
-    <w:p>
-      <w:pPr>
-        <w:pStyle w:val="BodyText"/>
-      </w:pPr>
-      <w:r>
-        <w:t xml:space="preserve">Three jobs:</w:t>
-      </w:r>
-      <w:r>
-        <w:t xml:space="preserve"> </w:t>
-      </w:r>
-      <w:r>
-        <w:t xml:space="preserve">- Mechanical engineer (designs machines; a four-year degree)</w:t>
-      </w:r>
-      <w:r>
-        <w:t xml:space="preserve"> </w:t>
-      </w:r>
-      <w:r>
-        <w:t xml:space="preserve">- Lab technician (runs tests in a lab; a two-year degree or a certificate)</w:t>
-      </w:r>
-      <w:r>
-        <w:t xml:space="preserve"> </w:t>
-      </w:r>
-      <w:r>
-        <w:t xml:space="preserve">- Statistician (works with numbers and data; a four-year degree plus more)</w:t>
-      </w:r>
-    </w:p>
-    <w:p>
-      <w:pPr>
-        <w:pStyle w:val="BodyText"/>
-      </w:pPr>
-      <w:r>
-        <w:t xml:space="preserve">Interest letters that often fit: I, R</w:t>
-      </w:r>
-    </w:p>
-    <w:p>
-      <w:pPr>
-        <w:pStyle w:val="BodyText"/>
-      </w:pPr>
-      <w:r>
-        <w:t xml:space="preserve">Image: a beaker, a gear, and a graph.</w:t>
-      </w:r>
-    </w:p>
-    <w:p>
-      <w:pPr>
-        <w:pStyle w:val="Heading2"/>
-      </w:pPr>
-      <w:bookmarkStart w:id="37" w:name="X21762068a2df0c87ec422cc38ab0c8634a9a44a"/>
-      <w:r>
-        <w:t xml:space="preserve">Poster 16: Transportation, Distribution and Logistics</w:t>
-      </w:r>
-      <w:bookmarkEnd w:id="37"/>
-    </w:p>
-    <w:p>
-      <w:pPr>
-        <w:pStyle w:val="FirstParagraph"/>
-      </w:pPr>
-      <w:r>
-        <w:t xml:space="preserve">What this cluster is: moving people and things by road, rail, air, and sea, and running the warehouses in between.</w:t>
-      </w:r>
-    </w:p>
-    <w:p>
-      <w:pPr>
-        <w:pStyle w:val="BodyText"/>
-      </w:pPr>
-      <w:r>
-        <w:t xml:space="preserve">Three jobs:</w:t>
-      </w:r>
-      <w:r>
-        <w:t xml:space="preserve"> </w:t>
-      </w:r>
-      <w:r>
-        <w:t xml:space="preserve">- Truck driver (a commercial driver’s license; a few weeks of training)</w:t>
-      </w:r>
-      <w:r>
-        <w:t xml:space="preserve"> </w:t>
-      </w:r>
-      <w:r>
-        <w:t xml:space="preserve">- Airline pilot (flight school and licenses; many need a four-year degree)</w:t>
-      </w:r>
-      <w:r>
-        <w:t xml:space="preserve"> </w:t>
-      </w:r>
-      <w:r>
-        <w:t xml:space="preserve">- Warehouse or logistics manager (runs shipping and storage; on-the-job training or a two-year degree)</w:t>
-      </w:r>
-    </w:p>
-    <w:p>
-      <w:pPr>
-        <w:pStyle w:val="BodyText"/>
       </w:pPr>
       <w:r>
         <w:t xml:space="preserve">Interest letters that often fit: R, C, E</w:t>
@@ -2077,7 +2365,7 @@
       <w:pPr>
         <w:numPr>
           <w:ilvl w:val="0"/>
-          <w:numId w:val="1001"/>
+          <w:numId w:val="1017"/>
         </w:numPr>
         <w:pStyle w:val="Compact"/>
       </w:pPr>
@@ -2089,7 +2377,7 @@
       <w:pPr>
         <w:numPr>
           <w:ilvl w:val="0"/>
-          <w:numId w:val="1001"/>
+          <w:numId w:val="1017"/>
         </w:numPr>
         <w:pStyle w:val="Compact"/>
       </w:pPr>
@@ -2101,7 +2389,7 @@
       <w:pPr>
         <w:numPr>
           <w:ilvl w:val="0"/>
-          <w:numId w:val="1001"/>
+          <w:numId w:val="1017"/>
         </w:numPr>
         <w:pStyle w:val="Compact"/>
       </w:pPr>
@@ -2139,7 +2427,7 @@
       <w:pPr>
         <w:numPr>
           <w:ilvl w:val="0"/>
-          <w:numId w:val="1002"/>
+          <w:numId w:val="1018"/>
         </w:numPr>
         <w:pStyle w:val="Compact"/>
       </w:pPr>
@@ -2151,7 +2439,7 @@
       <w:pPr>
         <w:numPr>
           <w:ilvl w:val="0"/>
-          <w:numId w:val="1002"/>
+          <w:numId w:val="1018"/>
         </w:numPr>
         <w:pStyle w:val="Compact"/>
       </w:pPr>
@@ -2163,7 +2451,7 @@
       <w:pPr>
         <w:numPr>
           <w:ilvl w:val="0"/>
-          <w:numId w:val="1002"/>
+          <w:numId w:val="1018"/>
         </w:numPr>
         <w:pStyle w:val="Compact"/>
       </w:pPr>
@@ -2427,8 +2715,111 @@
       </w:pPr>
     </w:lvl>
   </w:abstractNum>
+  <w:abstractNum w:abstractNumId="991">
+    <w:nsid w:val="ea454b4c"/>
+    <w:multiLevelType w:val="multilevel"/>
+    <w:lvl w:ilvl="0">
+      <w:numFmt w:val="bullet"/>
+      <w:lvlText w:val="•"/>
+      <w:lvlJc w:val="left"/>
+      <w:pPr>
+        <w:tabs>
+          <w:tab w:val="num" w:pos="0"/>
+        </w:tabs>
+        <w:ind w:left="480" w:hanging="480"/>
+      </w:pPr>
+    </w:lvl>
+    <w:lvl w:ilvl="1">
+      <w:numFmt w:val="bullet"/>
+      <w:lvlText w:val="–"/>
+      <w:lvlJc w:val="left"/>
+      <w:pPr>
+        <w:tabs>
+          <w:tab w:val="num" w:pos="720"/>
+        </w:tabs>
+        <w:ind w:left="1200" w:hanging="480"/>
+      </w:pPr>
+    </w:lvl>
+    <w:lvl w:ilvl="2">
+      <w:numFmt w:val="bullet"/>
+      <w:lvlText w:val="•"/>
+      <w:lvlJc w:val="left"/>
+      <w:pPr>
+        <w:tabs>
+          <w:tab w:val="num" w:pos="1440"/>
+        </w:tabs>
+        <w:ind w:left="1920" w:hanging="480"/>
+      </w:pPr>
+    </w:lvl>
+    <w:lvl w:ilvl="3">
+      <w:numFmt w:val="bullet"/>
+      <w:lvlText w:val="–"/>
+      <w:lvlJc w:val="left"/>
+      <w:pPr>
+        <w:tabs>
+          <w:tab w:val="num" w:pos="2160"/>
+        </w:tabs>
+        <w:ind w:left="2640" w:hanging="480"/>
+      </w:pPr>
+    </w:lvl>
+    <w:lvl w:ilvl="4">
+      <w:numFmt w:val="bullet"/>
+      <w:lvlText w:val="•"/>
+      <w:lvlJc w:val="left"/>
+      <w:pPr>
+        <w:tabs>
+          <w:tab w:val="num" w:pos="2880"/>
+        </w:tabs>
+        <w:ind w:left="3360" w:hanging="480"/>
+      </w:pPr>
+    </w:lvl>
+    <w:lvl w:ilvl="5">
+      <w:numFmt w:val="bullet"/>
+      <w:lvlText w:val="–"/>
+      <w:lvlJc w:val="left"/>
+      <w:pPr>
+        <w:tabs>
+          <w:tab w:val="num" w:pos="3600"/>
+        </w:tabs>
+        <w:ind w:left="4080" w:hanging="480"/>
+      </w:pPr>
+    </w:lvl>
+    <w:lvl w:ilvl="6">
+      <w:numFmt w:val="bullet"/>
+      <w:lvlText w:val="•"/>
+      <w:lvlJc w:val="left"/>
+      <w:pPr>
+        <w:tabs>
+          <w:tab w:val="num" w:pos="4320"/>
+        </w:tabs>
+        <w:ind w:left="4800" w:hanging="480"/>
+      </w:pPr>
+    </w:lvl>
+    <w:lvl w:ilvl="7">
+      <w:numFmt w:val="bullet"/>
+      <w:lvlText w:val="–"/>
+      <w:lvlJc w:val="left"/>
+      <w:pPr>
+        <w:tabs>
+          <w:tab w:val="num" w:pos="5040"/>
+        </w:tabs>
+        <w:ind w:left="5520" w:hanging="480"/>
+      </w:pPr>
+    </w:lvl>
+    <w:lvl w:ilvl="8">
+      <w:numFmt w:val="bullet"/>
+      <w:lvlText w:val="•"/>
+      <w:lvlJc w:val="left"/>
+      <w:pPr>
+        <w:tabs>
+          <w:tab w:val="num" w:pos="5760"/>
+        </w:tabs>
+        <w:ind w:left="6240" w:hanging="480"/>
+      </w:pPr>
+    </w:lvl>
+  </w:abstractNum>
   <w:abstractNum w:abstractNumId="99411">
-    <w:nsid w:val="ea454b4c"/>
+    <w:nsid w:val="71315dca"/>
     <w:multiLevelType w:val="multilevel"/>
     <w:lvl w:ilvl="0">
       <w:start w:val="1"/>
@@ -2543,6 +2934,54 @@
     <w:abstractNumId w:val="990"/>
   </w:num>
   <w:num w:numId="1001">
+    <w:abstractNumId w:val="991"/>
+  </w:num>
+  <w:num w:numId="1002">
+    <w:abstractNumId w:val="991"/>
+  </w:num>
+  <w:num w:numId="1003">
+    <w:abstractNumId w:val="991"/>
+  </w:num>
+  <w:num w:numId="1004">
+    <w:abstractNumId w:val="991"/>
+  </w:num>
+  <w:num w:numId="1005">
+    <w:abstractNumId w:val="991"/>
+  </w:num>
+  <w:num w:numId="1006">
+    <w:abstractNumId w:val="991"/>
+  </w:num>
+  <w:num w:numId="1007">
+    <w:abstractNumId w:val="991"/>
+  </w:num>
+  <w:num w:numId="1008">
+    <w:abstractNumId w:val="991"/>
+  </w:num>
+  <w:num w:numId="1009">
+    <w:abstractNumId w:val="991"/>
+  </w:num>
+  <w:num w:numId="1010">
+    <w:abstractNumId w:val="991"/>
+  </w:num>
+  <w:num w:numId="1011">
+    <w:abstractNumId w:val="991"/>
+  </w:num>
+  <w:num w:numId="1012">
+    <w:abstractNumId w:val="991"/>
+  </w:num>
+  <w:num w:numId="1013">
+    <w:abstractNumId w:val="991"/>
+  </w:num>
+  <w:num w:numId="1014">
+    <w:abstractNumId w:val="991"/>
+  </w:num>
+  <w:num w:numId="1015">
+    <w:abstractNumId w:val="991"/>
+  </w:num>
+  <w:num w:numId="1016">
+    <w:abstractNumId w:val="991"/>
+  </w:num>
+  <w:num w:numId="1017">
     <w:abstractNumId w:val="99411"/>
     <w:lvlOverride w:ilvl="0">
       <w:startOverride w:val="1"/>
@@ -2572,7 +3011,7 @@
       <w:startOverride w:val="1"/>
     </w:lvlOverride>
   </w:num>
-  <w:num w:numId="1002">
+  <w:num w:numId="1018">
     <w:abstractNumId w:val="99411"/>
     <w:lvlOverride w:ilvl="0">
       <w:startOverride w:val="1"/>

--- a/downloads/teacher/05 Materials/Unit 02/Handouts/Handout 02.21 - Career Cluster Walk Posters and Match Sheet.docx
+++ b/downloads/teacher/05 Materials/Unit 02/Handouts/Handout 02.21 - Career Cluster Walk Posters and Match Sheet.docx
@@ -2503,22 +2503,7 @@
         <w:pStyle w:val="BodyText"/>
       </w:pPr>
       <w:r>
-        <w:t xml:space="preserve">Cluster names in three languages for the match sheet word bank</w:t>
-      </w:r>
-      <w:r>
-        <w:t xml:space="preserve"> </w:t>
-      </w:r>
-      <w:r>
-        <w:rPr>
-          <w:rStyle w:val="TeacherNote"/>
-        </w:rPr>
-        <w:t xml:space="preserve">[check with a native speaker]:</w:t>
-      </w:r>
-      <w:r>
-        <w:t xml:space="preserve"> </w:t>
-      </w:r>
-      <w:r>
-        <w:t xml:space="preserve">cluster (grup / grupo / grupo); Health Science (Sağlık Bilimleri / Ciências da Saúde / Ciencias de la Salud); Hospitality and Tourism (Konaklama ve Turizm / Hotelaria e Turismo / Hostelería y Turismo); Human Services (İnsan Hizmetleri / Serviços Humanos / Servicios Humanos); Education and Training (Eğitim ve Öğretim / Educação e Formação / Educación y Capacitación). The full list is in</w:t>
+        <w:t xml:space="preserve">Cluster names in three languages for the match sheet word bank: cluster (grup / grupo / grupo); Health Science (Sağlık Bilimleri / Ciências da Saúde / Ciencias de la Salud); Hospitality and Tourism (Konaklama ve Turizm / Hotelaria e Turismo / Hostelería y Turismo); Human Services (İnsan Hizmetleri / Serviços Humanos / Servicios Humanos); Education and Training (Eğitim ve Öğretim / Educação e Formação / Educación y Capacitación). The full list is in</w:t>
       </w:r>
       <w:r>
         <w:t xml:space="preserve"> </w:t>
